--- a/docs/08-llm-prompts.docx
+++ b/docs/08-llm-prompts.docx
@@ -16,7 +16,19 @@
         <w:pStyle w:val="FirstParagraph"/>
       </w:pPr>
       <w:r>
-        <w:t xml:space="preserve">This project uses the LLM</w:t>
+        <w:t xml:space="preserve">The LLM is used for one thing: rating how similar two participants’</w:t>
+      </w:r>
+      <w:r>
+        <w:t xml:space="preserve"> </w:t>
+      </w:r>
+      <w:r>
+        <w:t xml:space="preserve">“what do you plan to build”</w:t>
+      </w:r>
+      <w:r>
+        <w:t xml:space="preserve"> </w:t>
+      </w:r>
+      <w:r>
+        <w:t xml:space="preserve">descriptions are, which feeds the team-matching score. It uses an OpenAI</w:t>
       </w:r>
       <w:r>
         <w:t xml:space="preserve"> </w:t>
@@ -26,53 +38,46 @@
           <w:b/>
           <w:bCs/>
         </w:rPr>
-        <w:t xml:space="preserve">only for embeddings</w:t>
-      </w:r>
-      <w:r>
-        <w:t xml:space="preserve"> </w:t>
-      </w:r>
-      <w:r>
-        <w:t xml:space="preserve">to measure how similar two participants’</w:t>
-      </w:r>
-      <w:r>
-        <w:t xml:space="preserve"> </w:t>
-      </w:r>
-      <w:r>
-        <w:t xml:space="preserve">“what do you plan to build”</w:t>
-      </w:r>
-      <w:r>
-        <w:t xml:space="preserve"> </w:t>
-      </w:r>
-      <w:r>
-        <w:t xml:space="preserve">descriptions are. There are</w:t>
-      </w:r>
-      <w:r>
-        <w:t xml:space="preserve"> </w:t>
-      </w:r>
-      <w:r>
-        <w:rPr>
-          <w:b/>
-          <w:bCs/>
-        </w:rPr>
-        <w:t xml:space="preserve">no chat/completion prompts</w:t>
-      </w:r>
-      <w:r>
-        <w:t xml:space="preserve">, so the</w:t>
-      </w:r>
-      <w:r>
-        <w:t xml:space="preserve"> </w:t>
-      </w:r>
-      <w:r>
-        <w:t xml:space="preserve">classic system/user prompt template is N/A. The spec below documents the embedding usage as the</w:t>
-      </w:r>
-      <w:r>
-        <w:t xml:space="preserve"> </w:t>
-      </w:r>
-      <w:r>
-        <w:t xml:space="preserve">single AI integration.</w:t>
+        <w:t xml:space="preserve">chat</w:t>
+      </w:r>
+      <w:r>
+        <w:t xml:space="preserve"> </w:t>
+      </w:r>
+      <w:r>
+        <w:t xml:space="preserve">model</w:t>
+      </w:r>
+      <w:r>
+        <w:t xml:space="preserve"> </w:t>
+      </w:r>
+      <w:r>
+        <w:t xml:space="preserve">(</w:t>
+      </w:r>
+      <w:r>
+        <w:rPr>
+          <w:rStyle w:val="VerbatimChar"/>
+        </w:rPr>
+        <w:t xml:space="preserve">gpt-4o-mini</w:t>
+      </w:r>
+      <w:r>
+        <w:t xml:space="preserve"> </w:t>
+      </w:r>
+      <w:r>
+        <w:t xml:space="preserve">by default, set by</w:t>
+      </w:r>
+      <w:r>
+        <w:t xml:space="preserve"> </w:t>
+      </w:r>
+      <w:r>
+        <w:rPr>
+          <w:rStyle w:val="VerbatimChar"/>
+        </w:rPr>
+        <w:t xml:space="preserve">OPENAI_MODEL</w:t>
+      </w:r>
+      <w:r>
+        <w:t xml:space="preserve">) that returns a JSON similarity score.</w:t>
       </w:r>
     </w:p>
-    <w:bookmarkStart w:id="9" w:name="Xd4fe348637df1f8cd379aeea3c31024e9f51a64"/>
+    <w:bookmarkStart w:id="9" w:name="prompt-spec-plan-to-build-similarity"/>
     <w:p>
       <w:pPr>
         <w:pStyle w:val="Heading3"/>
@@ -88,12 +93,6 @@
           <w:rStyle w:val="VerbatimChar"/>
         </w:rPr>
         <w:t xml:space="preserve">plan-to-build-similarity</w:t>
-      </w:r>
-      <w:r>
-        <w:t xml:space="preserve"> </w:t>
-      </w:r>
-      <w:r>
-        <w:t xml:space="preserve">(embeddings)</w:t>
       </w:r>
     </w:p>
     <w:p>
@@ -115,13 +114,13 @@
         <w:t xml:space="preserve"> </w:t>
       </w:r>
       <w:r>
-        <w:t xml:space="preserve">Score idea similarity between participants during team matching so people</w:t>
-      </w:r>
-      <w:r>
-        <w:t xml:space="preserve"> </w:t>
-      </w:r>
-      <w:r>
-        <w:t xml:space="preserve">building related things are more likely to be grouped.</w:t>
+        <w:t xml:space="preserve">Score idea similarity between two participants during team matching so people</w:t>
+      </w:r>
+      <w:r>
+        <w:t xml:space="preserve"> </w:t>
+      </w:r>
+      <w:r>
+        <w:t xml:space="preserve">building related things are more likely to be grouped together.</w:t>
       </w:r>
     </w:p>
     <w:p>
@@ -137,13 +136,40 @@
           <w:b/>
           <w:bCs/>
         </w:rPr>
-        <w:t xml:space="preserve">System Prompt:</w:t>
-      </w:r>
-      <w:r>
-        <w:t xml:space="preserve"> </w:t>
-      </w:r>
-      <w:r>
-        <w:t xml:space="preserve">N/A (embeddings endpoint, no instructions).</w:t>
+        <w:t xml:space="preserve">Provider / Model:</w:t>
+      </w:r>
+      <w:r>
+        <w:t xml:space="preserve"> </w:t>
+      </w:r>
+      <w:r>
+        <w:t xml:space="preserve">OpenAI</w:t>
+      </w:r>
+      <w:r>
+        <w:t xml:space="preserve"> </w:t>
+      </w:r>
+      <w:r>
+        <w:rPr>
+          <w:rStyle w:val="VerbatimChar"/>
+        </w:rPr>
+        <w:t xml:space="preserve">gpt-4o-mini</w:t>
+      </w:r>
+      <w:r>
+        <w:t xml:space="preserve"> </w:t>
+      </w:r>
+      <w:r>
+        <w:t xml:space="preserve">(override via</w:t>
+      </w:r>
+      <w:r>
+        <w:t xml:space="preserve"> </w:t>
+      </w:r>
+      <w:r>
+        <w:rPr>
+          <w:rStyle w:val="VerbatimChar"/>
+        </w:rPr>
+        <w:t xml:space="preserve">OPENAI_MODEL</w:t>
+      </w:r>
+      <w:r>
+        <w:t xml:space="preserve">).</w:t>
       </w:r>
     </w:p>
     <w:p>
@@ -159,13 +185,19 @@
           <w:b/>
           <w:bCs/>
         </w:rPr>
-        <w:t xml:space="preserve">User Prompt Template:</w:t>
-      </w:r>
-      <w:r>
-        <w:t xml:space="preserve"> </w:t>
-      </w:r>
-      <w:r>
-        <w:t xml:space="preserve">the raw</w:t>
+        <w:t xml:space="preserve">System Prompt:</w:t>
+      </w:r>
+      <w:r>
+        <w:t xml:space="preserve"> </w:t>
+      </w:r>
+      <w:r>
+        <w:t xml:space="preserve">&gt; You rate how similar two hackathon project ideas are, so people building related things can</w:t>
+      </w:r>
+      <w:r>
+        <w:t xml:space="preserve"> </w:t>
+      </w:r>
+      <w:r>
+        <w:t xml:space="preserve">&gt; be grouped. Respond ONLY with JSON of the form</w:t>
       </w:r>
       <w:r>
         <w:t xml:space="preserve"> </w:t>
@@ -174,13 +206,16 @@
         <w:rPr>
           <w:rStyle w:val="VerbatimChar"/>
         </w:rPr>
-        <w:t xml:space="preserve">plan_to_build</w:t>
-      </w:r>
-      <w:r>
-        <w:t xml:space="preserve"> </w:t>
-      </w:r>
-      <w:r>
-        <w:t xml:space="preserve">text of each participant is sent as input.</w:t>
+        <w:t xml:space="preserve">{"score": &lt;number between 0 and 1&gt;}</w:t>
+      </w:r>
+      <w:r>
+        <w:t xml:space="preserve">, where</w:t>
+      </w:r>
+      <w:r>
+        <w:t xml:space="preserve"> </w:t>
+      </w:r>
+      <w:r>
+        <w:t xml:space="preserve">&gt; 1 means essentially the same idea and 0 means completely unrelated.</w:t>
       </w:r>
     </w:p>
     <w:p>
@@ -196,7 +231,7 @@
           <w:b/>
           <w:bCs/>
         </w:rPr>
-        <w:t xml:space="preserve">Input Variables:</w:t>
+        <w:t xml:space="preserve">User Prompt Template:</w:t>
       </w:r>
       <w:r>
         <w:t xml:space="preserve"> </w:t>
@@ -205,13 +240,7 @@
         <w:rPr>
           <w:rStyle w:val="VerbatimChar"/>
         </w:rPr>
-        <w:t xml:space="preserve">plan_to_build</w:t>
-      </w:r>
-      <w:r>
-        <w:t xml:space="preserve"> </w:t>
-      </w:r>
-      <w:r>
-        <w:t xml:space="preserve">(one per participant in the current matching run).</w:t>
+        <w:t xml:space="preserve">Idea A: {plan_a}\n\nIdea B: {plan_b}</w:t>
       </w:r>
     </w:p>
     <w:p>
@@ -227,13 +256,7 @@
           <w:b/>
           <w:bCs/>
         </w:rPr>
-        <w:t xml:space="preserve">Provider / Model:</w:t>
-      </w:r>
-      <w:r>
-        <w:t xml:space="preserve"> </w:t>
-      </w:r>
-      <w:r>
-        <w:t xml:space="preserve">OpenAI</w:t>
+        <w:t xml:space="preserve">Input Variables:</w:t>
       </w:r>
       <w:r>
         <w:t xml:space="preserve"> </w:t>
@@ -242,13 +265,10 @@
         <w:rPr>
           <w:rStyle w:val="VerbatimChar"/>
         </w:rPr>
-        <w:t xml:space="preserve">text-embedding-3-small</w:t>
-      </w:r>
-      <w:r>
-        <w:t xml:space="preserve"> </w:t>
-      </w:r>
-      <w:r>
-        <w:t xml:space="preserve">(override via</w:t>
+        <w:t xml:space="preserve">plan_a</w:t>
+      </w:r>
+      <w:r>
+        <w:t xml:space="preserve">,</w:t>
       </w:r>
       <w:r>
         <w:t xml:space="preserve"> </w:t>
@@ -257,10 +277,28 @@
         <w:rPr>
           <w:rStyle w:val="VerbatimChar"/>
         </w:rPr>
-        <w:t xml:space="preserve">OPENAI_EMBED_MODEL</w:t>
-      </w:r>
-      <w:r>
-        <w:t xml:space="preserve">).</w:t>
+        <w:t xml:space="preserve">plan_b</w:t>
+      </w:r>
+      <w:r>
+        <w:t xml:space="preserve"> </w:t>
+      </w:r>
+      <w:r>
+        <w:t xml:space="preserve">(the two</w:t>
+      </w:r>
+      <w:r>
+        <w:t xml:space="preserve"> </w:t>
+      </w:r>
+      <w:r>
+        <w:rPr>
+          <w:rStyle w:val="VerbatimChar"/>
+        </w:rPr>
+        <w:t xml:space="preserve">plan_to_build</w:t>
+      </w:r>
+      <w:r>
+        <w:t xml:space="preserve"> </w:t>
+      </w:r>
+      <w:r>
+        <w:t xml:space="preserve">texts).</w:t>
       </w:r>
     </w:p>
     <w:p>
@@ -282,25 +320,34 @@
         <w:t xml:space="preserve"> </w:t>
       </w:r>
       <w:r>
-        <w:t xml:space="preserve">a numeric vector per input; similarity = cosine of two vectors,</w:t>
-      </w:r>
-      <w:r>
-        <w:t xml:space="preserve"> </w:t>
-      </w:r>
-      <w:r>
-        <w:t xml:space="preserve">clamped to</w:t>
-      </w:r>
-      <w:r>
-        <w:t xml:space="preserve"> </w:t>
-      </w:r>
-      <w:r>
         <w:rPr>
           <w:rStyle w:val="VerbatimChar"/>
         </w:rPr>
-        <w:t xml:space="preserve">[0, 1]</w:t>
-      </w:r>
-      <w:r>
-        <w:t xml:space="preserve">, weighted at 0.5 in the pair score (see §9 / matching engine).</w:t>
+        <w:t xml:space="preserve">{ "score": number }</w:t>
+      </w:r>
+      <w:r>
+        <w:t xml:space="preserve"> </w:t>
+      </w:r>
+      <w:r>
+        <w:t xml:space="preserve">in</w:t>
+      </w:r>
+      <w:r>
+        <w:t xml:space="preserve"> </w:t>
+      </w:r>
+      <w:r>
+        <w:rPr>
+          <w:rStyle w:val="VerbatimChar"/>
+        </w:rPr>
+        <w:t xml:space="preserve">[0,1]</w:t>
+      </w:r>
+      <w:r>
+        <w:t xml:space="preserve">; the app clamps and weights it</w:t>
+      </w:r>
+      <w:r>
+        <w:t xml:space="preserve"> </w:t>
+      </w:r>
+      <w:r>
+        <w:t xml:space="preserve">at 0.5 in the pair score (see §9).</w:t>
       </w:r>
     </w:p>
     <w:p>
@@ -322,7 +369,31 @@
         <w:t xml:space="preserve"> </w:t>
       </w:r>
       <w:r>
-        <w:t xml:space="preserve">N/A for embeddings.</w:t>
+        <w:t xml:space="preserve">temperature</w:t>
+      </w:r>
+      <w:r>
+        <w:t xml:space="preserve"> </w:t>
+      </w:r>
+      <w:r>
+        <w:rPr>
+          <w:rStyle w:val="VerbatimChar"/>
+        </w:rPr>
+        <w:t xml:space="preserve">0</w:t>
+      </w:r>
+      <w:r>
+        <w:t xml:space="preserve">;</w:t>
+      </w:r>
+      <w:r>
+        <w:t xml:space="preserve"> </w:t>
+      </w:r>
+      <w:r>
+        <w:rPr>
+          <w:rStyle w:val="VerbatimChar"/>
+        </w:rPr>
+        <w:t xml:space="preserve">response_format: { type: "json_object" }</w:t>
+      </w:r>
+      <w:r>
+        <w:t xml:space="preserve">.</w:t>
       </w:r>
     </w:p>
     <w:p>
@@ -344,34 +415,107 @@
         <w:t xml:space="preserve"> </w:t>
       </w:r>
       <w:r>
-        <w:t xml:space="preserve">No free-text generation, so no prompt-injection or unsafe-output</w:t>
-      </w:r>
-      <w:r>
-        <w:t xml:space="preserve"> </w:t>
-      </w:r>
-      <w:r>
-        <w:t xml:space="preserve">surface. If the API key is absent or the call fails, the system falls back to a deterministic</w:t>
-      </w:r>
-      <w:r>
-        <w:t xml:space="preserve"> </w:t>
-      </w:r>
-      <w:r>
-        <w:t xml:space="preserve">local bag-of-words hashed embedding (</w:t>
+        <w:t xml:space="preserve">JSON-only structured output (no free-form text shown to users), so no</w:t>
+      </w:r>
+      <w:r>
+        <w:t xml:space="preserve"> </w:t>
+      </w:r>
+      <w:r>
+        <w:t xml:space="preserve">prompt-injection or unsafe-output surface. If</w:t>
+      </w:r>
+      <w:r>
+        <w:t xml:space="preserve"> </w:t>
       </w:r>
       <w:r>
         <w:rPr>
           <w:rStyle w:val="VerbatimChar"/>
         </w:rPr>
+        <w:t xml:space="preserve">OPENAI_API_KEY</w:t>
+      </w:r>
+      <w:r>
+        <w:t xml:space="preserve"> </w:t>
+      </w:r>
+      <w:r>
+        <w:t xml:space="preserve">is absent or the call fails,</w:t>
+      </w:r>
+      <w:r>
+        <w:t xml:space="preserve"> </w:t>
+      </w:r>
+      <w:r>
+        <w:t xml:space="preserve">the system falls back to a deterministic local token-overlap (Jaccard) score</w:t>
+      </w:r>
+      <w:r>
+        <w:t xml:space="preserve"> </w:t>
+      </w:r>
+      <w:r>
+        <w:t xml:space="preserve">(</w:t>
+      </w:r>
+      <w:r>
+        <w:rPr>
+          <w:rStyle w:val="VerbatimChar"/>
+        </w:rPr>
         <w:t xml:space="preserve">backend/src/services/llm.js</w:t>
       </w:r>
       <w:r>
-        <w:t xml:space="preserve">), so matching never blocks</w:t>
-      </w:r>
-      <w:r>
-        <w:t xml:space="preserve"> </w:t>
-      </w:r>
-      <w:r>
-        <w:t xml:space="preserve">and tests run fully offline.</w:t>
+        <w:t xml:space="preserve">), so matching works fully offline and tests are deterministic.</w:t>
+      </w:r>
+    </w:p>
+    <w:p>
+      <w:pPr>
+        <w:pStyle w:val="Compact"/>
+        <w:numPr>
+          <w:ilvl w:val="0"/>
+          <w:numId w:val="1001"/>
+        </w:numPr>
+      </w:pPr>
+      <w:r>
+        <w:rPr>
+          <w:b/>
+          <w:bCs/>
+        </w:rPr>
+        <w:t xml:space="preserve">Scale note:</w:t>
+      </w:r>
+      <w:r>
+        <w:t xml:space="preserve"> </w:t>
+      </w:r>
+      <w:r>
+        <w:t xml:space="preserve">matching makes one call per pair of opt-ins (N·(N−1)/2). Calls are bounded to</w:t>
+      </w:r>
+      <w:r>
+        <w:t xml:space="preserve"> </w:t>
+      </w:r>
+      <w:r>
+        <w:t xml:space="preserve">8 concurrent (</w:t>
+      </w:r>
+      <w:r>
+        <w:rPr>
+          <w:rStyle w:val="VerbatimChar"/>
+        </w:rPr>
+        <w:t xml:space="preserve">LLM_CONCURRENCY</w:t>
+      </w:r>
+      <w:r>
+        <w:t xml:space="preserve"> </w:t>
+      </w:r>
+      <w:r>
+        <w:t xml:space="preserve">in</w:t>
+      </w:r>
+      <w:r>
+        <w:t xml:space="preserve"> </w:t>
+      </w:r>
+      <w:r>
+        <w:rPr>
+          <w:rStyle w:val="VerbatimChar"/>
+        </w:rPr>
+        <w:t xml:space="preserve">matchingEngine.js</w:t>
+      </w:r>
+      <w:r>
+        <w:t xml:space="preserve">) to respect rate limits — see §9 and</w:t>
+      </w:r>
+      <w:r>
+        <w:t xml:space="preserve"> </w:t>
+      </w:r>
+      <w:r>
+        <w:t xml:space="preserve">the load discussion in §3.</w:t>
       </w:r>
     </w:p>
     <w:bookmarkEnd w:id="9"/>
@@ -420,7 +564,7 @@
         <w:rPr>
           <w:rStyle w:val="DataTypeTok"/>
         </w:rPr>
-        <w:t xml:space="preserve">"input"</w:t>
+        <w:t xml:space="preserve">"Idea A"</w:t>
       </w:r>
       <w:r>
         <w:rPr>
@@ -436,19 +580,13 @@
       </w:r>
       <w:r>
         <w:rPr>
-          <w:rStyle w:val="OtherTok"/>
-        </w:rPr>
-        <w:t xml:space="preserve">[</w:t>
-      </w:r>
-      <w:r>
-        <w:rPr>
           <w:rStyle w:val="StringTok"/>
         </w:rPr>
         <w:t xml:space="preserve">"A tool to summarise PDFs with AI"</w:t>
       </w:r>
       <w:r>
         <w:rPr>
-          <w:rStyle w:val="OtherTok"/>
+          <w:rStyle w:val="FunctionTok"/>
         </w:rPr>
         <w:t xml:space="preserve">,</w:t>
       </w:r>
@@ -460,15 +598,27 @@
       </w:r>
       <w:r>
         <w:rPr>
+          <w:rStyle w:val="DataTypeTok"/>
+        </w:rPr>
+        <w:t xml:space="preserve">"Idea B"</w:t>
+      </w:r>
+      <w:r>
+        <w:rPr>
+          <w:rStyle w:val="FunctionTok"/>
+        </w:rPr>
+        <w:t xml:space="preserve">:</w:t>
+      </w:r>
+      <w:r>
+        <w:rPr>
+          <w:rStyle w:val="NormalTok"/>
+        </w:rPr>
+        <w:t xml:space="preserve"> </w:t>
+      </w:r>
+      <w:r>
+        <w:rPr>
           <w:rStyle w:val="StringTok"/>
         </w:rPr>
         <w:t xml:space="preserve">"Chat over your PDFs with AI"</w:t>
-      </w:r>
-      <w:r>
-        <w:rPr>
-          <w:rStyle w:val="OtherTok"/>
-        </w:rPr>
-        <w:t xml:space="preserve">]</w:t>
       </w:r>
       <w:r>
         <w:rPr>
@@ -496,7 +646,7 @@
           <w:b/>
           <w:bCs/>
         </w:rPr>
-        <w:t xml:space="preserve">Output (conceptual):</w:t>
+        <w:t xml:space="preserve">Output:</w:t>
       </w:r>
     </w:p>
     <w:p>
@@ -519,7 +669,7 @@
         <w:rPr>
           <w:rStyle w:val="DataTypeTok"/>
         </w:rPr>
-        <w:t xml:space="preserve">"similarity_between_the_two"</w:t>
+        <w:t xml:space="preserve">"score"</w:t>
       </w:r>
       <w:r>
         <w:rPr>
@@ -550,26 +700,6 @@
           <w:rStyle w:val="FunctionTok"/>
         </w:rPr>
         <w:t xml:space="preserve">}</w:t>
-      </w:r>
-    </w:p>
-    <w:p>
-      <w:pPr>
-        <w:pStyle w:val="BlockText"/>
-      </w:pPr>
-      <w:r>
-        <w:t xml:space="preserve">The actual OpenAI response is a list of embedding vectors; the app computes the cosine</w:t>
-      </w:r>
-      <w:r>
-        <w:t xml:space="preserve"> </w:t>
-      </w:r>
-      <w:r>
-        <w:t xml:space="preserve">similarity itself. With no API key, the offline embedding yields a deterministic similarity</w:t>
-      </w:r>
-      <w:r>
-        <w:t xml:space="preserve"> </w:t>
-      </w:r>
-      <w:r>
-        <w:t xml:space="preserve">from shared tokens.</w:t>
       </w:r>
     </w:p>
     <w:bookmarkEnd w:id="10"/>
